--- a/AdvancePaymentsLocalizationForCzech/Source/Advance Payments Localization for Czech/Src/Reports/SalesAdvanceVATDocEmail.docx
+++ b/AdvancePaymentsLocalizationForCzech/Source/Advance Payments Localization for Czech/Src/Reports/SalesAdvanceVATDocEmail.docx
@@ -1913,9 +1913,195 @@
 </a:theme>
 </file>
 
-<file path=customXml/item1.xml>��< ? x m l   v e r s i o n = " 1 . 0 "   e n c o d i n g = " u t f - 1 6 " ? > - 
- < N a v W o r d R e p o r t X m l P a r t   x m l n s = " u r n : m i c r o s o f t - d y n a m i c s - n a v / r e p o r t s / S a l e s _ A d v a n c e _ V A T _ D o c _ C Z Z / 3 1 0 1 5 / " > +<file path=customXml/item1.xml><?xml version="1.0" encoding="utf-8"?>
+<NavWordReportXmlPart xmlns="urn:microsoft-dynamics-nav/reports/Sales_Advance_VAT_Doc_CZZ/31015/">
+  <BCReportInformation>
+    <ReportMetadata>
+      <ExtensionId>Extension ID</ExtensionId>
+      <ExtensionName>Extension Name</ExtensionName>
+      <ExtensionPublisher>Extension Publisher</ExtensionPublisher>
+      <ExtensionVersion>Extension Version</ExtensionVersion>
+      <ReportId>Report ID</ReportId>
+      <ReportName>Report Name</ReportName>
+      <AboutThisReportTitle>About This Report Title</AboutThisReportTitle>
+      <AboutThisReportText>About This Report Text</AboutThisReportText>
+      <ReportHelpLink>Report Help Link</ReportHelpLink>
+      <ReportCaption>Report Caption</ReportCaption>
+    </ReportMetadata>
+    <ReportRequest>
+      <TenantEntraId>Tenant Entra Id</TenantEntraId>
+      <EnvironmentName>Environment Name</EnvironmentName>
+      <EnvironmentType>Environment Type</EnvironmentType>
+      <CompanyName>Company Name</CompanyName>
+      <CompanyDisplayName>Company Display Name</CompanyDisplayName>
+      <CompanyId>Company ID</CompanyId>
+      <UserName>User Name</UserName>
+      <DateAndTime>Date and Time</DateAndTime>
+      <Language>Language</Language>
+      <FormatRegion>Format Region</FormatRegion>
+      <DateTimeValues>
+        <Year>Year</Year>
+        <MonthNumber>Month Number</MonthNumber>
+        <DayNumber>Day Number</DayNumber>
+        <Hour>Hour</Hour>
+        <Minute>Minute</Minute>
+      </DateTimeValues>
+    </ReportRequest>
+    <CompanyMetadata>
+      <CompanyName>Company Name</CompanyName>
+      <CompanyDisplayName>Company Display Name</CompanyDisplayName>
+      <CompanyAddressLines>
+        <CompanyAddressLine1>Company Address Line 1</CompanyAddressLine1>
+        <CompanyAddressLine2>Company Address Line 2</CompanyAddressLine2>
+        <CompanyAddressLine3>Company Address Line 3</CompanyAddressLine3>
+        <CompanyAddressLine4>Company Address Line 4</CompanyAddressLine4>
+        <CompanyAddressLine5>Company Address Line 5</CompanyAddressLine5>
+        <CompanyAddressLine6>Company Address Line 6</CompanyAddressLine6>
+        <CompanyAddressLine7>Company Address Line 7</CompanyAddressLine7>
+        <CompanyAddressLine8>Company Address Line 8</CompanyAddressLine8>
+      </CompanyAddressLines>
+      <CompanyPhone>Company Phone</CompanyPhone>
+      <CompanyPhoneCaption>Company Phone Caption</CompanyPhoneCaption>
+      <CompanyFaxNo>Company Fax No.</CompanyFaxNo>
+      <CompanyFaxNoCaption>Company Fax No. Caption</CompanyFaxNoCaption>
+      <CompanyEmail>Company Email</CompanyEmail>
+      <CompanyEmailCaption>Company Email Caption</CompanyEmailCaption>
+      <CompanyHomePage>Company Home Page</CompanyHomePage>
+      <CompanyHomePageCaption>Company Home Page Caption</CompanyHomePageCaption>
+      <CompanyLogo>Company Logo</CompanyLogo>
+      <CompanyVATRegistrationNo>Company VAT Registration No.</CompanyVATRegistrationNo>
+      <CompanyVATRegistrationNoCaption>Company VAT Registration No. Caption</CompanyVATRegistrationNoCaption>
+      <CompanyRegistrationNo>Company Registration No.</CompanyRegistrationNo>
+      <CompanyRegistrationNoCaption>Company Registration No. Caption</CompanyRegistrationNoCaption>
+      <CompanyBankName>Company Bank Name</CompanyBankName>
+      <CompanyBankNameCaption>Company Bank Name Caption</CompanyBankNameCaption>
+      <CompanyBankAccountNo>Company Bank Account No.</CompanyBankAccountNo>
+      <CompanyBankAccountNoCaption>Company Bank Account No. Caption</CompanyBankAccountNoCaption>
+      <CompanyBankBranchNo>Company Bank Branch No.</CompanyBankBranchNo>
+      <CompanyBankBranchNoCaption>Company Bank Branch No. Caption</CompanyBankBranchNoCaption>
+      <CompanyIBAN>Company IBAN</CompanyIBAN>
+      <CompanyIBANCaption>Company IBAN Caption</CompanyIBANCaption>
+      <CompanyBankSWIFT>Company Bank SWIFT</CompanyBankSWIFT>
+      <CompanyBankSWIFTCaption>Company Bank SWIFT Caption</CompanyBankSWIFTCaption>
+      <CompanyGiroNo>Company Giro No.</CompanyGiroNo>
+      <CompanyGiroNoCaption>Company Giro No. Caption</CompanyGiroNoCaption>
+    </CompanyMetadata>
+  </BCReportInformation>
+  <Company_Information>
+    <CompanyAddr1>CompanyAddr1</CompanyAddr1>
+    <CompanyAddr2>CompanyAddr2</CompanyAddr2>
+    <CompanyAddr3>CompanyAddr3</CompanyAddr3>
+    <CompanyAddr4>CompanyAddr4</CompanyAddr4>
+    <CompanyAddr5>CompanyAddr5</CompanyAddr5>
+    <CompanyAddr6>CompanyAddr6</CompanyAddr6>
+    <HomePage_CompanyInformation>HomePage_CompanyInformation</HomePage_CompanyInformation>
+    <Picture_CompanyInformation/>
+    <RegistrationNo_CompanyInformation>RegistrationNo_CompanyInformation</RegistrationNo_CompanyInformation>
+    <VATRegistrationNo_CompanyInformation>VATRegistrationNo_CompanyInformation</VATRegistrationNo_CompanyInformation>
+    <Sales__x0026__Receivables_Setup>
+      <LogoPositiononDocuments_SalesReceivablesSetup>LogoPositiononDocuments_SalesReceivablesSetup</LogoPositiononDocuments_SalesReceivablesSetup>
+      <General_Ledger_Setup>
+        <LCYCode_GeneralLedgerSetup>LCYCode_GeneralLedgerSetup</LCYCode_GeneralLedgerSetup>
+        <VATCurrencyCode>VATCurrencyCode</VATCurrencyCode>
+      </General_Ledger_Setup>
+    </Sales__x0026__Receivables_Setup>
+  </Company_Information>
+  <Sales_Adv_Letter_Entry/>
+  <TempSalesAdvLetterEntry>
+    <Sales_Adv_Letter_Header>
+      <AdvanceLetterLbl>AdvanceLetterLbl</AdvanceLetterLbl>
+      <AmountIncludingVAT>AmountIncludingVAT</AmountIncludingVAT>
+      <AmountIncludingVATLbl>AmountIncludingVATLbl</AmountIncludingVATLbl>
+      <BankAccountNo_DocumentHeader>BankAccountNo_DocumentHeader</BankAccountNo_DocumentHeader>
+      <BankAccountNo_DocumentHeaderCaption>BankAccountNo_DocumentHeaderCaption</BankAccountNo_DocumentHeaderCaption>
+      <BIC_DocumentHeader>BIC_DocumentHeader</BIC_DocumentHeader>
+      <BIC_DocumentHeaderCaption>BIC_DocumentHeaderCaption</BIC_DocumentHeaderCaption>
+      <BodyLbl>BodyLbl</BodyLbl>
+      <CalculatedExchRate>CalculatedExchRate</CalculatedExchRate>
+      <ClosingLbl>ClosingLbl</ClosingLbl>
+      <CompanyAddress1>CompanyAddress1</CompanyAddress1>
+      <CompanyAddress2>CompanyAddress2</CompanyAddress2>
+      <CompanyAddress3>CompanyAddress3</CompanyAddress3>
+      <CompanyAddress4>CompanyAddress4</CompanyAddress4>
+      <CompanyAddress5>CompanyAddress5</CompanyAddress5>
+      <CompanyAddress6>CompanyAddress6</CompanyAddress6>
+      <CopyLbl>CopyLbl</CopyLbl>
+      <CreatorLbl>CreatorLbl</CreatorLbl>
+      <CurrencyCode_SalesAdvLetterEntry>CurrencyCode_SalesAdvLetterEntry</CurrencyCode_SalesAdvLetterEntry>
+      <CustAddr1>CustAddr1</CustAddr1>
+      <CustAddr2>CustAddr2</CustAddr2>
+      <CustAddr3>CustAddr3</CustAddr3>
+      <CustAddr4>CustAddr4</CustAddr4>
+      <CustAddr5>CustAddr5</CustAddr5>
+      <CustAddr6>CustAddr6</CustAddr6>
+      <CustomerLbl>CustomerLbl</CustomerLbl>
+      <DocFooterText>DocFooterText</DocFooterText>
+      <DocumentDate_DocumentHeaderCaption>DocumentDate_DocumentHeaderCaption</DocumentDate_DocumentHeaderCaption>
+      <DocumentDate_SalesAdvLetterEntry>DocumentDate_SalesAdvLetterEntry</DocumentDate_SalesAdvLetterEntry>
+      <DocumentLbl>DocumentLbl</DocumentLbl>
+      <DocumentNoLbl>DocumentNoLbl</DocumentNoLbl>
+      <DocumentNo_SalesAdvLetterEntry>DocumentNo_SalesAdvLetterEntry</DocumentNo_SalesAdvLetterEntry>
+      <ExchRateText>ExchRateText</ExchRateText>
+      <Formatted_AmountIncludingVAT>Formatted_AmountIncludingVAT</Formatted_AmountIncludingVAT>
+      <GreetingLbl>GreetingLbl</GreetingLbl>
+      <IBAN_DocumentHeader>IBAN_DocumentHeader</IBAN_DocumentHeader>
+      <IBAN_DocumentHeaderCaption>IBAN_DocumentHeaderCaption</IBAN_DocumentHeaderCaption>
+      <LetterNo_SalesAdvLetterEntry>LetterNo_SalesAdvLetterEntry</LetterNo_SalesAdvLetterEntry>
+      <OriginalAdvanceVATDocumentNo>OriginalAdvanceVATDocumentNo</OriginalAdvanceVATDocumentNo>
+      <OriginalAdvanceVATDocumentNoLbl>OriginalAdvanceVATDocumentNoLbl</OriginalAdvanceVATDocumentNoLbl>
+      <PageLbl>PageLbl</PageLbl>
+      <PaymentMethod>PaymentMethod</PaymentMethod>
+      <PaymentTerms>PaymentTerms</PaymentTerms>
+      <RegistrationNo_DocumentHeader>RegistrationNo_DocumentHeader</RegistrationNo_DocumentHeader>
+      <RegistrationNo_DocumentHeaderCaption>RegistrationNo_DocumentHeaderCaption</RegistrationNo_DocumentHeaderCaption>
+      <SalespersonLbl>SalespersonLbl</SalespersonLbl>
+      <TotalLbl>TotalLbl</TotalLbl>
+      <VATAmtLbl>VATAmtLbl</VATAmtLbl>
+      <VATBaseLbl>VATBaseLbl</VATBaseLbl>
+      <VATDate_DocumentHeaderCaption>VATDate_DocumentHeaderCaption</VATDate_DocumentHeaderCaption>
+      <VATDate_SalesAdvLetterEntry>VATDate_SalesAdvLetterEntry</VATDate_SalesAdvLetterEntry>
+      <VATIdentLbl>VATIdentLbl</VATIdentLbl>
+      <VATLbl>VATLbl</VATLbl>
+      <VATPercentLbl>VATPercentLbl</VATPercentLbl>
+      <VATRegistrationNo_DocumentHeader>VATRegistrationNo_DocumentHeader</VATRegistrationNo_DocumentHeader>
+      <VATRegistrationNo_DocumentHeaderCaption>VATRegistrationNo_DocumentHeaderCaption</VATRegistrationNo_DocumentHeaderCaption>
+      <VendorLbl>VendorLbl</VendorLbl>
+      <CopyLoop>
+        <CopyNo>CopyNo</CopyNo>
+        <Salesperson_Purchaser>
+          <EMail_SalespersonPurchaser>EMail_SalespersonPurchaser</EMail_SalespersonPurchaser>
+          <Name_SalespersonPurchaser>Name_SalespersonPurchaser</Name_SalespersonPurchaser>
+          <PhoneNo_SalespersonPurchaser>PhoneNo_SalespersonPurchaser</PhoneNo_SalespersonPurchaser>
+        </Salesperson_Purchaser>
+        <VAT_Entry/>
+        <VATCounter>
+          <Formatted_VATAmtLineVATAmt>Formatted_VATAmtLineVATAmt</Formatted_VATAmtLineVATAmt>
+          <Formatted_VATAmtLineVATAmtLCY>Formatted_VATAmtLineVATAmtLCY</Formatted_VATAmtLineVATAmtLCY>
+          <Formatted_VATAmtLineVATBase>Formatted_VATAmtLineVATBase</Formatted_VATAmtLineVATBase>
+          <Formatted_VATAmtLineVATBaseLCY>Formatted_VATAmtLineVATBaseLCY</Formatted_VATAmtLineVATBaseLCY>
+          <VATAmtLineVATAmt>VATAmtLineVATAmt</VATAmtLineVATAmt>
+          <VATAmtLineVATAmtLCY>VATAmtLineVATAmtLCY</VATAmtLineVATAmtLCY>
+          <VATAmtLineVATBase>VATAmtLineVATBase</VATAmtLineVATBase>
+          <VATAmtLineVATBaseLCY>VATAmtLineVATBaseLCY</VATAmtLineVATBaseLCY>
+          <VATAmtLineVATIdentifier>VATAmtLineVATIdentifier</VATAmtLineVATIdentifier>
+          <VATAmtLineVATPer>VATAmtLineVATPer</VATAmtLineVATPer>
+        </VATCounter>
+        <User_Setup>
+          <Employee>
+            <CompanyEMail_Employee>CompanyEMail_Employee</CompanyEMail_Employee>
+            <FullName_Employee>FullName_Employee</FullName_Employee>
+            <PhoneNo_Employee>PhoneNo_Employee</PhoneNo_Employee>
+          </Employee>
+        </User_Setup>
+      </CopyLoop>
+    </Sales_Adv_Letter_Header>
+  </TempSalesAdvLetterEntry>
+</NavWordReportXmlPart>
+</file>
+
+<file path=customXml/item2.xml>��< ? x m l   v e r s i o n = " 1 . 0 "   e n c o d i n g = " u t f - 1 6 " ? > + 
+ < N a v W o r d R e p o r t X m l P a r t   x m l n s = " u r n : m i c r o s o f t - d y n a m i c s - b u s i n e s s c e n t r a l / i n t e r n a l / e x t e n d e d / r e p o r t s / S a l e s _ A d v a n c e _ V A T _ D o c _ C Z Z / 3 1 0 1 5 / " >   
      < B C R e p o r t I n f o r m a t i o n >   
@@ -1981,37 +2167,137 @@
  
      < / B C R e p o r t I n f o r m a t i o n >   
-     < C o m p a n y _ I n f o r m a t i o n > - 
-         < C o m p a n y A d d r 1 > C o m p a n y A d d r 1 < / C o m p a n y A d d r 1 > - 
-         < C o m p a n y A d d r 2 > C o m p a n y A d d r 2 < / C o m p a n y A d d r 2 > - 
-         < C o m p a n y A d d r 3 > C o m p a n y A d d r 3 < / C o m p a n y A d d r 3 > - 
-         < C o m p a n y A d d r 4 > C o m p a n y A d d r 4 < / C o m p a n y A d d r 4 > - 
-         < C o m p a n y A d d r 5 > C o m p a n y A d d r 5 < / C o m p a n y A d d r 5 > - 
-         < C o m p a n y A d d r 6 > C o m p a n y A d d r 6 < / C o m p a n y A d d r 6 > - 
-         < H o m e P a g e _ C o m p a n y I n f o r m a t i o n > H o m e P a g e _ C o m p a n y I n f o r m a t i o n < / H o m e P a g e _ C o m p a n y I n f o r m a t i o n > - 
-         < P i c t u r e _ C o m p a n y I n f o r m a t i o n   / > - 
-         < R e g i s t r a t i o n N o _ C o m p a n y I n f o r m a t i o n > R e g i s t r a t i o n N o _ C o m p a n y I n f o r m a t i o n < / R e g i s t r a t i o n N o _ C o m p a n y I n f o r m a t i o n > - 
-         < V A T R e g i s t r a t i o n N o _ C o m p a n y I n f o r m a t i o n > V A T R e g i s t r a t i o n N o _ C o m p a n y I n f o r m a t i o n < / V A T R e g i s t r a t i o n N o _ C o m p a n y I n f o r m a t i o n > - 
-         < S a l e s _ _ x 0 0 2 6 _ _ R e c e i v a b l e s _ S e t u p > - 
-             < L o g o P o s i t i o n o n D o c u m e n t s _ S a l e s R e c e i v a b l e s S e t u p > L o g o P o s i t i o n o n D o c u m e n t s _ S a l e s R e c e i v a b l e s S e t u p < / L o g o P o s i t i o n o n D o c u m e n t s _ S a l e s R e c e i v a b l e s S e t u p > - 
-             < G e n e r a l _ L e d g e r _ S e t u p > - 
-                 < L C Y C o d e _ G e n e r a l L e d g e r S e t u p > L C Y C o d e _ G e n e r a l L e d g e r S e t u p < / L C Y C o d e _ G e n e r a l L e d g e r S e t u p > - 
-                 < V A T C u r r e n c y C o d e > V A T C u r r e n c y C o d e < / V A T C u r r e n c y C o d e > +     < T o o l t i p s > + 
+         < T o o l t i p   c o l u m n = " R e g i s t r a t i o n N o _ C o m p a n y I n f o r m a t i o n "   E l e m e n t I d = " 1 6 0 2 7 4 5 8 7 9 " > + 
+             < T o o l t i p T e x t   l a n g = " e n - U S " > S p e c i f i e s   t h e   c o m p a n y ' s   r e g i s t r a t i o n   n u m b e r .   Y o u   c a n   e n t e r   a   m a x i m u m   o f   2 0   c h a r a c t e r s ,   b o t h   n u m b e r s   a n d   l e t t e r s . < / T o o l t i p T e x t > + 
+         < / T o o l t i p > + 
+         < T o o l t i p   c o l u m n = " V A T R e g i s t r a t i o n N o _ C o m p a n y I n f o r m a t i o n "   E l e m e n t I d = " 9 9 4 7 0 5 0 1 4 " > + 
+             < T o o l t i p T e x t   l a n g = " e n - U S " > S p e c i f i e s   t h e   c o m p a n y ' s   V A T   r e g i s t r a t i o n   n u m b e r . < / T o o l t i p T e x t > + 
+         < / T o o l t i p > + 
+         < T o o l t i p   c o l u m n = " H o m e P a g e _ C o m p a n y I n f o r m a t i o n "   E l e m e n t I d = " 1 8 4 4 3 9 1 3 2 5 " > + 
+             < T o o l t i p T e x t   l a n g = " e n - U S " > S p e c i f i e s   y o u r   c o m p a n y ' s   w e b   s i t e . < / T o o l t i p T e x t > + 
+         < / T o o l t i p > + 
+         < T o o l t i p   c o l u m n = " P i c t u r e _ C o m p a n y I n f o r m a t i o n "   E l e m e n t I d = " 1 4 8 0 3 2 4 6 4 3 " > + 
+             < T o o l t i p T e x t   l a n g = " e n - U S " > S p e c i f i e s   t h e   p i c t u r e   t h a t   h a s   b e e n   s e t   u p   f o r   t h e   c o m p a n y ,   s u c h   a s   a   c o m p a n y   l o g o . < / T o o l t i p T e x t > + 
+         < / T o o l t i p > + 
+         < T o o l t i p   c o l u m n = " L C Y C o d e _ G e n e r a l L e d g e r S e t u p "   E l e m e n t I d = " 2 2 0 4 9 4 9 4 7 " > + 
+             < T o o l t i p T e x t   l a n g = " e n - U S " > S p e c i f i e s   t h e   I S O   3   l e t t e r   c u r r e n c y   c o d e   f o r   t h e   l o c a l   c u r r e n c y . < / T o o l t i p T e x t > + 
+         < / T o o l t i p > + 
+         < T o o l t i p   c o l u m n = " P a y m e n t T e r m s "   E l e m e n t I d = " 2 1 1 0 2 6 7 6 9 0 " > + 
+             < T o o l t i p T e x t   l a n g = " e n - U S " > S p e c i f i e s   a n   e x p l a n a t i o n   o f   t h e   p a y m e n t   t e r m s . < / T o o l t i p T e x t > + 
+         < / T o o l t i p > + 
+         < T o o l t i p   c o l u m n = " P a y m e n t M e t h o d "   E l e m e n t I d = " 1 9 4 6 7 2 9 6 9 6 " > + 
+             < T o o l t i p T e x t   l a n g = " e n - U S " > S p e c i f i e s   a   t e x t   t h a t   d e s c r i b e s   t h e   p a y m e n t   m e t h o d . < / T o o l t i p T e x t > + 
+         < / T o o l t i p > + 
+         < T o o l t i p   c o l u m n = " N a m e _ S a l e s p e r s o n P u r c h a s e r "   E l e m e n t I d = " 5 1 1 2 8 2 4 6 3 " > + 
+             < T o o l t i p T e x t   l a n g = " e n - U S " > S p e c i f i e s   t h e   n a m e   o f   t h e   s a l e s p e r s o n   o r   p u r c h a s e r . < / T o o l t i p T e x t > + 
+         < / T o o l t i p > + 
+         < T o o l t i p   c o l u m n = " E M a i l _ S a l e s p e r s o n P u r c h a s e r "   E l e m e n t I d = " 7 2 2 1 1 3 7 3 4 " > + 
+             < T o o l t i p T e x t   l a n g = " e n - U S " > S p e c i f i e s   t h e   s a l e s p e r s o n ' s   e m a i l   a d d r e s s . < / T o o l t i p T e x t > + 
+         < / T o o l t i p > + 
+         < T o o l t i p   c o l u m n = " P h o n e N o _ S a l e s p e r s o n P u r c h a s e r "   E l e m e n t I d = " 1 0 0 7 9 9 9 9 4 1 " > + 
+             < T o o l t i p T e x t   l a n g = " e n - U S " > S p e c i f i e s   t h e   s a l e s p e r s o n ' s   t e l e p h o n e   n u m b e r . < / T o o l t i p T e x t > + 
+         < / T o o l t i p > + 
+         < T o o l t i p   c o l u m n = " V A T A m t L i n e V A T I d e n t i f i e r "   E l e m e n t I d = " 4 6 1 3 9 9 7 9 2 " > + 
+             < T o o l t i p T e x t   l a n g = " e n - U S " > S p e c i f i e s   t h e   V A T   I d e n t i f i e r   v a l u e . < / T o o l t i p T e x t > + 
+         < / T o o l t i p > + 
+         < T o o l t i p   c o l u m n = " V A T A m t L i n e V A T P e r "   E l e m e n t I d = " 1 1 8 5 5 2 1 3 0 0 " > + 
+             < T o o l t i p T e x t   l a n g = " e n - U S " > S p e c i f i e s   t h e   V A T   %   t h a t   w a s   u s e d   o n   t h e   s a l e s   o r   p u r c h a s e   l i n e s   w i t h   t h i s   V A T   I d e n t i f i e r . < / T o o l t i p T e x t > + 
+         < / T o o l t i p > + 
+         < T o o l t i p   c o l u m n = " V A T A m t L i n e V A T B a s e "   E l e m e n t I d = " 1 4 1 9 8 1 6 2 1 8 " > + 
+             < T o o l t i p T e x t   l a n g = " e n - U S " > S p e c i f i e s   t h e   t o t a l   n e t   a m o u n t   ( a m o u n t   e x c l u d i n g   V A T )   f o r   s a l e s   o r   p u r c h a s e   l i n e s   w i t h   a   s p e c i f i c   V A T   I d e n t i f i e r . < / T o o l t i p T e x t > + 
+         < / T o o l t i p > + 
+         < T o o l t i p   c o l u m n = " V A T A m t L i n e V A T A m t "   E l e m e n t I d = " 8 4 9 9 7 4 3 4 1 " > + 
+             < T o o l t i p T e x t   l a n g = " e n - U S " > S p e c i f i e s   t h e   a m o u n t   o f   V A T   t h a t   i s   i n c l u d e d   i n   t h e   t o t a l   a m o u n t . < / T o o l t i p T e x t > + 
+         < / T o o l t i p > + 
+         < T o o l t i p   c o l u m n = " P h o n e N o _ E m p l o y e e "   E l e m e n t I d = " 1 1 8 5 6 1 9 8 9 " > + 
+             < T o o l t i p T e x t   l a n g = " e n - U S " > S p e c i f i e s   t h e   e m p l o y e e ' s   t e l e p h o n e   n u m b e r . < / T o o l t i p T e x t > + 
+         < / T o o l t i p > + 
+         < T o o l t i p   c o l u m n = " C o m p a n y E M a i l _ E m p l o y e e "   E l e m e n t I d = " 7 8 0 1 1 2 2 5 1 " > + 
+             < T o o l t i p T e x t   l a n g = " e n - U S " > S p e c i f i e s   t h e   e m p l o y e e ' s   e m a i l   a d d r e s s   a t   t h e   c o m p a n y . < / T o o l t i p T e x t > + 
+         < / T o o l t i p > + 
+     < / T o o l t i p s > + 
+     < C o m p a n y _ I n f o r m a t i o n   E l e m e n t T y p e = " D a t a I t e m "   E l e m e n t I d = " 2 8 2 4 6 4 3 2 1 " > + 
+         < C o m p a n y A d d r 1   E l e m e n t T y p e = " C o l u m n "   E l e m e n t I d = " 8 8 5 0 9 6 1 0 4 "   D a t a T y p e = " T e x t "   O b s o l e t e S t a t e = " P e n d i n g " > C o m p a n y A d d r 1 < / C o m p a n y A d d r 1 > + 
+         < C o m p a n y A d d r 2   E l e m e n t T y p e = " C o l u m n "   E l e m e n t I d = " 1 0 2 7 9 9 3 7 4 7 "   D a t a T y p e = " T e x t "   O b s o l e t e S t a t e = " P e n d i n g " > C o m p a n y A d d r 2 < / C o m p a n y A d d r 2 > + 
+         < C o m p a n y A d d r 3   E l e m e n t T y p e = " C o l u m n "   E l e m e n t I d = " 3 9 0 2 9 7 1 3 0 "   D a t a T y p e = " T e x t "   O b s o l e t e S t a t e = " P e n d i n g " > C o m p a n y A d d r 3 < / C o m p a n y A d d r 3 > + 
+         < C o m p a n y A d d r 4   E l e m e n t T y p e = " C o l u m n "   E l e m e n t I d = " 1 9 9 1 5 8 0 3 1 5 "   D a t a T y p e = " T e x t "   O b s o l e t e S t a t e = " P e n d i n g " > C o m p a n y A d d r 4 < / C o m p a n y A d d r 4 > + 
+         < C o m p a n y A d d r 5   E l e m e n t T y p e = " C o l u m n "   E l e m e n t I d = " 1 6 6 5 6 9 0 3 6 4 "   D a t a T y p e = " T e x t "   O b s o l e t e S t a t e = " P e n d i n g " > C o m p a n y A d d r 5 < / C o m p a n y A d d r 5 > + 
+         < C o m p a n y A d d r 6   E l e m e n t T y p e = " C o l u m n "   E l e m e n t I d = " 7 1 6 1 8 7 0 8 1 "   D a t a T y p e = " T e x t "   O b s o l e t e S t a t e = " P e n d i n g " > C o m p a n y A d d r 6 < / C o m p a n y A d d r 6 > + 
+         < H o m e P a g e _ C o m p a n y I n f o r m a t i o n   E l e m e n t T y p e = " C o l u m n "   E l e m e n t I d = " 1 8 4 4 3 9 1 3 2 5 "   D a t a T y p e = " T e x t " > H o m e P a g e _ C o m p a n y I n f o r m a t i o n < / H o m e P a g e _ C o m p a n y I n f o r m a t i o n > + 
+         < P i c t u r e _ C o m p a n y I n f o r m a t i o n   E l e m e n t T y p e = " C o l u m n "   E l e m e n t I d = " 1 4 8 0 3 2 4 6 4 3 "   D a t a T y p e = " B l o b "   / > + 
+         < R e g i s t r a t i o n N o _ C o m p a n y I n f o r m a t i o n   E l e m e n t T y p e = " C o l u m n "   E l e m e n t I d = " 1 6 0 2 7 4 5 8 7 9 "   D a t a T y p e = " T e x t " > R e g i s t r a t i o n N o _ C o m p a n y I n f o r m a t i o n < / R e g i s t r a t i o n N o _ C o m p a n y I n f o r m a t i o n > + 
+         < V A T R e g i s t r a t i o n N o _ C o m p a n y I n f o r m a t i o n   E l e m e n t T y p e = " C o l u m n "   E l e m e n t I d = " 9 9 4 7 0 5 0 1 4 "   D a t a T y p e = " T e x t " > V A T R e g i s t r a t i o n N o _ C o m p a n y I n f o r m a t i o n < / V A T R e g i s t r a t i o n N o _ C o m p a n y I n f o r m a t i o n > + 
+         < S a l e s _ _ x 0 0 2 6 _ _ R e c e i v a b l e s _ S e t u p   E l e m e n t T y p e = " D a t a I t e m "   E l e m e n t I d = " 1 3 2 8 8 3 2 7 0 6 " > + 
+             < L o g o P o s i t i o n o n D o c u m e n t s _ S a l e s R e c e i v a b l e s S e t u p   E l e m e n t T y p e = " C o l u m n "   E l e m e n t I d = " 1 4 4 7 8 1 7 3 9 5 "   D a t a T y p e = " S t r i n g " > L o g o P o s i t i o n o n D o c u m e n t s _ S a l e s R e c e i v a b l e s S e t u p < / L o g o P o s i t i o n o n D o c u m e n t s _ S a l e s R e c e i v a b l e s S e t u p > + 
+             < G e n e r a l _ L e d g e r _ S e t u p   E l e m e n t T y p e = " D a t a I t e m "   E l e m e n t I d = " 1 2 0 6 7 1 7 6 3 3 " > + 
+                 < L C Y C o d e _ G e n e r a l L e d g e r S e t u p   E l e m e n t T y p e = " C o l u m n "   E l e m e n t I d = " 2 2 0 4 9 4 9 4 7 "   D a t a T y p e = " C o d e " > L C Y C o d e _ G e n e r a l L e d g e r S e t u p < / L C Y C o d e _ G e n e r a l L e d g e r S e t u p > + 
+                 < V A T C u r r e n c y C o d e   E l e m e n t T y p e = " C o l u m n "   E l e m e n t I d = " 9 7 5 0 8 6 8 1 2 "   D a t a T y p e = " C o d e " > V A T C u r r e n c y C o d e < / V A T C u r r e n c y C o d e >   
              < / G e n e r a l _ L e d g e r _ S e t u p >   
@@ -2019,175 +2305,175 @@
  
      < / C o m p a n y _ I n f o r m a t i o n >   
-     < S a l e s _ A d v _ L e t t e r _ E n t r y   / > - 
-     < T e m p S a l e s A d v L e t t e r E n t r y > - 
-         < S a l e s _ A d v _ L e t t e r _ H e a d e r > - 
-             < A d v a n c e L e t t e r L b l > A d v a n c e L e t t e r L b l < / A d v a n c e L e t t e r L b l > - 
-             < A m o u n t I n c l u d i n g V A T > A m o u n t I n c l u d i n g V A T < / A m o u n t I n c l u d i n g V A T > - 
-             < A m o u n t I n c l u d i n g V A T L b l > A m o u n t I n c l u d i n g V A T L b l < / A m o u n t I n c l u d i n g V A T L b l > - 
-             < B a n k A c c o u n t N o _ D o c u m e n t H e a d e r > B a n k A c c o u n t N o _ D o c u m e n t H e a d e r < / B a n k A c c o u n t N o _ D o c u m e n t H e a d e r > - 
-             < B a n k A c c o u n t N o _ D o c u m e n t H e a d e r C a p t i o n > B a n k A c c o u n t N o _ D o c u m e n t H e a d e r C a p t i o n < / B a n k A c c o u n t N o _ D o c u m e n t H e a d e r C a p t i o n > - 
-             < B I C _ D o c u m e n t H e a d e r > B I C _ D o c u m e n t H e a d e r < / B I C _ D o c u m e n t H e a d e r > - 
-             < B I C _ D o c u m e n t H e a d e r C a p t i o n > B I C _ D o c u m e n t H e a d e r C a p t i o n < / B I C _ D o c u m e n t H e a d e r C a p t i o n > - 
-             < B o d y L b l > B o d y L b l < / B o d y L b l > - 
-             < C a l c u l a t e d E x c h R a t e > C a l c u l a t e d E x c h R a t e < / C a l c u l a t e d E x c h R a t e > - 
-             < C l o s i n g L b l > C l o s i n g L b l < / C l o s i n g L b l > - 
-             < C o m p a n y A d d r e s s 1 > C o m p a n y A d d r e s s 1 < / C o m p a n y A d d r e s s 1 > - 
-             < C o m p a n y A d d r e s s 2 > C o m p a n y A d d r e s s 2 < / C o m p a n y A d d r e s s 2 > - 
-             < C o m p a n y A d d r e s s 3 > C o m p a n y A d d r e s s 3 < / C o m p a n y A d d r e s s 3 > - 
-             < C o m p a n y A d d r e s s 4 > C o m p a n y A d d r e s s 4 < / C o m p a n y A d d r e s s 4 > - 
-             < C o m p a n y A d d r e s s 5 > C o m p a n y A d d r e s s 5 < / C o m p a n y A d d r e s s 5 > - 
-             < C o m p a n y A d d r e s s 6 > C o m p a n y A d d r e s s 6 < / C o m p a n y A d d r e s s 6 > - 
-             < C o p y L b l > C o p y L b l < / C o p y L b l > - 
-             < C r e a t o r L b l > C r e a t o r L b l < / C r e a t o r L b l > - 
-             < C u r r e n c y C o d e _ S a l e s A d v L e t t e r E n t r y > C u r r e n c y C o d e _ S a l e s A d v L e t t e r E n t r y < / C u r r e n c y C o d e _ S a l e s A d v L e t t e r E n t r y > - 
-             < C u s t A d d r 1 > C u s t A d d r 1 < / C u s t A d d r 1 > - 
-             < C u s t A d d r 2 > C u s t A d d r 2 < / C u s t A d d r 2 > - 
-             < C u s t A d d r 3 > C u s t A d d r 3 < / C u s t A d d r 3 > - 
-             < C u s t A d d r 4 > C u s t A d d r 4 < / C u s t A d d r 4 > - 
-             < C u s t A d d r 5 > C u s t A d d r 5 < / C u s t A d d r 5 > - 
-             < C u s t A d d r 6 > C u s t A d d r 6 < / C u s t A d d r 6 > - 
-             < C u s t o m e r L b l > C u s t o m e r L b l < / C u s t o m e r L b l > - 
-             < D o c F o o t e r T e x t > D o c F o o t e r T e x t < / D o c F o o t e r T e x t > - 
-             < D o c u m e n t D a t e _ D o c u m e n t H e a d e r C a p t i o n > D o c u m e n t D a t e _ D o c u m e n t H e a d e r C a p t i o n < / D o c u m e n t D a t e _ D o c u m e n t H e a d e r C a p t i o n > - 
-             < D o c u m e n t D a t e _ S a l e s A d v L e t t e r E n t r y > D o c u m e n t D a t e _ S a l e s A d v L e t t e r E n t r y < / D o c u m e n t D a t e _ S a l e s A d v L e t t e r E n t r y > - 
-             < D o c u m e n t L b l > D o c u m e n t L b l < / D o c u m e n t L b l > - 
-             < D o c u m e n t N o L b l > D o c u m e n t N o L b l < / D o c u m e n t N o L b l > - 
-             < D o c u m e n t N o _ S a l e s A d v L e t t e r E n t r y > D o c u m e n t N o _ S a l e s A d v L e t t e r E n t r y < / D o c u m e n t N o _ S a l e s A d v L e t t e r E n t r y > - 
-             < E x c h R a t e T e x t > E x c h R a t e T e x t < / E x c h R a t e T e x t > - 
-             < F o r m a t t e d _ A m o u n t I n c l u d i n g V A T > F o r m a t t e d _ A m o u n t I n c l u d i n g V A T < / F o r m a t t e d _ A m o u n t I n c l u d i n g V A T > - 
-             < G r e e t i n g L b l > G r e e t i n g L b l < / G r e e t i n g L b l > - 
-             < I B A N _ D o c u m e n t H e a d e r > I B A N _ D o c u m e n t H e a d e r < / I B A N _ D o c u m e n t H e a d e r > - 
-             < I B A N _ D o c u m e n t H e a d e r C a p t i o n > I B A N _ D o c u m e n t H e a d e r C a p t i o n < / I B A N _ D o c u m e n t H e a d e r C a p t i o n > - 
-             < L e t t e r N o _ S a l e s A d v L e t t e r E n t r y > L e t t e r N o _ S a l e s A d v L e t t e r E n t r y < / L e t t e r N o _ S a l e s A d v L e t t e r E n t r y > - 
-             < O r i g i n a l A d v a n c e V A T D o c u m e n t N o > O r i g i n a l A d v a n c e V A T D o c u m e n t N o < / O r i g i n a l A d v a n c e V A T D o c u m e n t N o > - 
-             < O r i g i n a l A d v a n c e V A T D o c u m e n t N o L b l > O r i g i n a l A d v a n c e V A T D o c u m e n t N o L b l < / O r i g i n a l A d v a n c e V A T D o c u m e n t N o L b l > - 
-             < P a g e L b l > P a g e L b l < / P a g e L b l > - 
-             < P a y m e n t M e t h o d > P a y m e n t M e t h o d < / P a y m e n t M e t h o d > - 
-             < P a y m e n t T e r m s > P a y m e n t T e r m s < / P a y m e n t T e r m s > - 
-             < R e g i s t r a t i o n N o _ D o c u m e n t H e a d e r > R e g i s t r a t i o n N o _ D o c u m e n t H e a d e r < / R e g i s t r a t i o n N o _ D o c u m e n t H e a d e r > - 
-             < R e g i s t r a t i o n N o _ D o c u m e n t H e a d e r C a p t i o n > R e g i s t r a t i o n N o _ D o c u m e n t H e a d e r C a p t i o n < / R e g i s t r a t i o n N o _ D o c u m e n t H e a d e r C a p t i o n > - 
-             < S a l e s p e r s o n L b l > S a l e s p e r s o n L b l < / S a l e s p e r s o n L b l > - 
-             < T o t a l L b l > T o t a l L b l < / T o t a l L b l > - 
-             < V A T A m t L b l > V A T A m t L b l < / V A T A m t L b l > - 
-             < V A T B a s e L b l > V A T B a s e L b l < / V A T B a s e L b l > - 
-             < V A T D a t e _ D o c u m e n t H e a d e r C a p t i o n > V A T D a t e _ D o c u m e n t H e a d e r C a p t i o n < / V A T D a t e _ D o c u m e n t H e a d e r C a p t i o n > - 
-             < V A T D a t e _ S a l e s A d v L e t t e r E n t r y > V A T D a t e _ S a l e s A d v L e t t e r E n t r y < / V A T D a t e _ S a l e s A d v L e t t e r E n t r y > - 
-             < V A T I d e n t L b l > V A T I d e n t L b l < / V A T I d e n t L b l > - 
-             < V A T L b l > V A T L b l < / V A T L b l > - 
-             < V A T P e r c e n t L b l > V A T P e r c e n t L b l < / V A T P e r c e n t L b l > - 
-             < V A T R e g i s t r a t i o n N o _ D o c u m e n t H e a d e r > V A T R e g i s t r a t i o n N o _ D o c u m e n t H e a d e r < / V A T R e g i s t r a t i o n N o _ D o c u m e n t H e a d e r > - 
-             < V A T R e g i s t r a t i o n N o _ D o c u m e n t H e a d e r C a p t i o n > V A T R e g i s t r a t i o n N o _ D o c u m e n t H e a d e r C a p t i o n < / V A T R e g i s t r a t i o n N o _ D o c u m e n t H e a d e r C a p t i o n > - 
-             < V e n d o r L b l > V e n d o r L b l < / V e n d o r L b l > - 
-             < C o p y L o o p > - 
-                 < C o p y N o > C o p y N o < / C o p y N o > - 
-                 < S a l e s p e r s o n _ P u r c h a s e r > - 
-                     < E M a i l _ S a l e s p e r s o n P u r c h a s e r > E M a i l _ S a l e s p e r s o n P u r c h a s e r < / E M a i l _ S a l e s p e r s o n P u r c h a s e r > - 
-                     < N a m e _ S a l e s p e r s o n P u r c h a s e r > N a m e _ S a l e s p e r s o n P u r c h a s e r < / N a m e _ S a l e s p e r s o n P u r c h a s e r > - 
-                     < P h o n e N o _ S a l e s p e r s o n P u r c h a s e r > P h o n e N o _ S a l e s p e r s o n P u r c h a s e r < / P h o n e N o _ S a l e s p e r s o n P u r c h a s e r > +     < S a l e s _ A d v _ L e t t e r _ E n t r y   E l e m e n t T y p e = " D a t a I t e m "   E l e m e n t I d = " 1 7 2 7 0 9 3 6 6 7 "   / > + 
+     < T e m p S a l e s A d v L e t t e r E n t r y   E l e m e n t T y p e = " D a t a I t e m "   E l e m e n t I d = " 2 5 2 1 9 1 0 4 0 " > + 
+         < S a l e s _ A d v _ L e t t e r _ H e a d e r   E l e m e n t T y p e = " D a t a I t e m "   E l e m e n t I d = " 5 5 8 0 3 9 7 6 " > + 
+             < A d v a n c e L e t t e r L b l   E l e m e n t T y p e = " C o l u m n "   E l e m e n t I d = " 2 7 4 0 9 7 3 3 "   D a t a T y p e = " L a b e l " > A d v a n c e L e t t e r L b l < / A d v a n c e L e t t e r L b l > + 
+             < A m o u n t I n c l u d i n g V A T   E l e m e n t T y p e = " C o l u m n "   E l e m e n t I d = " 8 9 1 0 4 9 5 7 1 "   D a t a T y p e = " D e c i m a l " > A m o u n t I n c l u d i n g V A T < / A m o u n t I n c l u d i n g V A T > + 
+             < A m o u n t I n c l u d i n g V A T L b l   E l e m e n t T y p e = " C o l u m n "   E l e m e n t I d = " 8 6 6 3 4 4 1 0 5 "   D a t a T y p e = " L a b e l " > A m o u n t I n c l u d i n g V A T L b l < / A m o u n t I n c l u d i n g V A T L b l > + 
+             < B a n k A c c o u n t N o _ D o c u m e n t H e a d e r   E l e m e n t T y p e = " C o l u m n "   E l e m e n t I d = " 2 0 4 6 8 1 9 5 0 8 "   D a t a T y p e = " T e x t " > B a n k A c c o u n t N o _ D o c u m e n t H e a d e r < / B a n k A c c o u n t N o _ D o c u m e n t H e a d e r > + 
+             < B a n k A c c o u n t N o _ D o c u m e n t H e a d e r C a p t i o n   E l e m e n t T y p e = " C o l u m n "   E l e m e n t I d = " 9 6 8 5 0 3 9 4 2 "   D a t a T y p e = " S t r i n g " > B a n k A c c o u n t N o _ D o c u m e n t H e a d e r C a p t i o n < / B a n k A c c o u n t N o _ D o c u m e n t H e a d e r C a p t i o n > + 
+             < B I C _ D o c u m e n t H e a d e r   E l e m e n t T y p e = " C o l u m n "   E l e m e n t I d = " 9 2 0 0 9 3 7 1 4 "   D a t a T y p e = " C o d e " > B I C _ D o c u m e n t H e a d e r < / B I C _ D o c u m e n t H e a d e r > + 
+             < B I C _ D o c u m e n t H e a d e r C a p t i o n   E l e m e n t T y p e = " C o l u m n "   E l e m e n t I d = " 1 8 8 2 6 1 4 8 6 0 "   D a t a T y p e = " S t r i n g " > B I C _ D o c u m e n t H e a d e r C a p t i o n < / B I C _ D o c u m e n t H e a d e r C a p t i o n > + 
+             < B o d y L b l   E l e m e n t T y p e = " C o l u m n "   E l e m e n t I d = " 2 3 9 4 5 8 5 4 5 "   D a t a T y p e = " L a b e l " > B o d y L b l < / B o d y L b l > + 
+             < C a l c u l a t e d E x c h R a t e   E l e m e n t T y p e = " C o l u m n "   E l e m e n t I d = " 4 4 6 1 3 2 4 4 7 "   D a t a T y p e = " D e c i m a l " > C a l c u l a t e d E x c h R a t e < / C a l c u l a t e d E x c h R a t e > + 
+             < C l o s i n g L b l   E l e m e n t T y p e = " C o l u m n "   E l e m e n t I d = " 6 2 3 8 9 5 5 8 0 "   D a t a T y p e = " L a b e l " > C l o s i n g L b l < / C l o s i n g L b l > + 
+             < C o m p a n y A d d r e s s 1   E l e m e n t T y p e = " C o l u m n "   E l e m e n t I d = " 1 8 8 4 1 6 4 3 2 3 "   D a t a T y p e = " T e x t " > C o m p a n y A d d r e s s 1 < / C o m p a n y A d d r e s s 1 > + 
+             < C o m p a n y A d d r e s s 2   E l e m e n t T y p e = " C o l u m n "   E l e m e n t I d = " 1 2 4 6 4 6 7 7 0 6 "   D a t a T y p e = " T e x t " > C o m p a n y A d d r e s s 2 < / C o m p a n y A d d r e s s 2 > + 
+             < C o m p a n y A d d r e s s 3   E l e m e n t T y p e = " C o l u m n "   E l e m e n t I d = " 6 0 8 7 7 1 0 8 9 "   D a t a T y p e = " T e x t " > C o m p a n y A d d r e s s 3 < / C o m p a n y A d d r e s s 3 > + 
+             < C o m p a n y A d d r e s s 4   E l e m e n t T y p e = " C o l u m n "   E l e m e n t I d = " 7 7 7 6 8 0 1 1 2 "   D a t a T y p e = " T e x t " > C o m p a n y A d d r e s s 4 < / C o m p a n y A d d r e s s 4 > + 
+             < C o m p a n y A d d r e s s 5   E l e m e n t T y p e = " C o l u m n "   E l e m e n t I d = " 1 3 9 9 8 3 4 9 5 "   D a t a T y p e = " T e x t " > C o m p a n y A d d r e s s 5 < / C o m p a n y A d d r e s s 5 > + 
+             < C o m p a n y A d d r e s s 6   E l e m e n t T y p e = " C o l u m n "   E l e m e n t I d = " 4 9 7 7 1 3 1 2 2 "   D a t a T y p e = " T e x t " > C o m p a n y A d d r e s s 6 < / C o m p a n y A d d r e s s 6 > + 
+             < C o p y L b l   E l e m e n t T y p e = " C o l u m n "   E l e m e n t I d = " 1 5 5 3 9 4 0 0 3 4 "   D a t a T y p e = " L a b e l " > C o p y L b l < / C o p y L b l > + 
+             < C r e a t o r L b l   E l e m e n t T y p e = " C o l u m n "   E l e m e n t I d = " 1 1 7 4 9 9 4 1 9 "   D a t a T y p e = " L a b e l " > C r e a t o r L b l < / C r e a t o r L b l > + 
+             < C u r r e n c y C o d e _ S a l e s A d v L e t t e r E n t r y   E l e m e n t T y p e = " C o l u m n "   E l e m e n t I d = " 1 5 0 2 3 5 9 7 3 5 "   D a t a T y p e = " C o d e " > C u r r e n c y C o d e _ S a l e s A d v L e t t e r E n t r y < / C u r r e n c y C o d e _ S a l e s A d v L e t t e r E n t r y > + 
+             < C u s t A d d r 1   E l e m e n t T y p e = " C o l u m n "   E l e m e n t I d = " 1 3 6 8 0 2 7 5 2 2 "   D a t a T y p e = " T e x t " > C u s t A d d r 1 < / C u s t A d d r 1 > + 
+             < C u s t A d d r 2   E l e m e n t T y p e = " C o l u m n "   E l e m e n t I d = " 2 0 0 5 7 2 4 1 3 9 "   D a t a T y p e = " T e x t " > C u s t A d d r 2 < / C u s t A d d r 2 > + 
+             < C u s t A d d r 3   E l e m e n t T y p e = " C o l u m n "   E l e m e n t I d = " 1 6 5 1 5 4 6 5 4 0 "   D a t a T y p e = " T e x t " > C u s t A d d r 3 < / C u s t A d d r 3 > + 
+             < C u s t A d d r 4   E l e m e n t T y p e = " C o l u m n "   E l e m e n t I d = " 1 0 1 3 8 4 9 9 2 3 "   D a t a T y p e = " T e x t " > C u s t A d d r 4 < / C u s t A d d r 4 > + 
+             < C u s t A d d r 5   E l e m e n t T y p e = " C o l u m n "   E l e m e n t I d = " 3 7 6 1 5 3 3 0 6 "   D a t a T y p e = " T e x t " > C u s t A d d r 5 < / C u s t A d d r 5 > + 
+             < C u s t A d d r 6   E l e m e n t T y p e = " C o l u m n "   E l e m e n t I d = " 2 6 1 5 4 3 3 1 1 "   D a t a T y p e = " T e x t " > C u s t A d d r 6 < / C u s t A d d r 6 > + 
+             < C u s t o m e r L b l   E l e m e n t T y p e = " C o l u m n "   E l e m e n t I d = " 2 0 7 1 4 2 2 0 2 1 "   D a t a T y p e = " L a b e l " > C u s t o m e r L b l < / C u s t o m e r L b l > + 
+             < D o c F o o t e r T e x t   E l e m e n t T y p e = " C o l u m n "   E l e m e n t I d = " 1 5 4 4 4 2 9 6 1 1 "   D a t a T y p e = " T e x t " > D o c F o o t e r T e x t < / D o c F o o t e r T e x t > + 
+             < D o c u m e n t D a t e _ D o c u m e n t H e a d e r C a p t i o n   E l e m e n t T y p e = " C o l u m n "   E l e m e n t I d = " 1 3 8 4 4 1 5 7 0 3 "   D a t a T y p e = " S t r i n g " > D o c u m e n t D a t e _ D o c u m e n t H e a d e r C a p t i o n < / D o c u m e n t D a t e _ D o c u m e n t H e a d e r C a p t i o n > + 
+             < D o c u m e n t D a t e _ S a l e s A d v L e t t e r E n t r y   E l e m e n t T y p e = " C o l u m n "   E l e m e n t I d = " 1 4 4 4 6 9 0 1 7 6 "   D a t a T y p e = " S t r i n g " > D o c u m e n t D a t e _ S a l e s A d v L e t t e r E n t r y < / D o c u m e n t D a t e _ S a l e s A d v L e t t e r E n t r y > + 
+             < D o c u m e n t L b l   E l e m e n t T y p e = " C o l u m n "   E l e m e n t I d = " 1 9 1 1 2 6 7 4 2 4 "   D a t a T y p e = " T e x t " > D o c u m e n t L b l < / D o c u m e n t L b l > + 
+             < D o c u m e n t N o L b l   E l e m e n t T y p e = " C o l u m n "   E l e m e n t I d = " 4 2 6 2 0 6 1 9 1 "   D a t a T y p e = " L a b e l " > D o c u m e n t N o L b l < / D o c u m e n t N o L b l > + 
+             < D o c u m e n t N o _ S a l e s A d v L e t t e r E n t r y   E l e m e n t T y p e = " C o l u m n "   E l e m e n t I d = " 2 7 7 2 8 8 7 7 "   D a t a T y p e = " C o d e " > D o c u m e n t N o _ S a l e s A d v L e t t e r E n t r y < / D o c u m e n t N o _ S a l e s A d v L e t t e r E n t r y > + 
+             < E x c h R a t e T e x t   E l e m e n t T y p e = " C o l u m n "   E l e m e n t I d = " 1 9 1 0 5 4 9 8 0 4 "   D a t a T y p e = " T e x t " > E x c h R a t e T e x t < / E x c h R a t e T e x t > + 
+             < F o r m a t t e d _ A m o u n t I n c l u d i n g V A T   E l e m e n t T y p e = " C o l u m n "   E l e m e n t I d = " 1 9 2 5 7 3 0 8 2 2 "   D a t a T y p e = " S t r i n g " > F o r m a t t e d _ A m o u n t I n c l u d i n g V A T < / F o r m a t t e d _ A m o u n t I n c l u d i n g V A T > + 
+             < G r e e t i n g L b l   E l e m e n t T y p e = " C o l u m n "   E l e m e n t I d = " 1 6 3 3 0 6 2 0 3 4 "   D a t a T y p e = " L a b e l " > G r e e t i n g L b l < / G r e e t i n g L b l > + 
+             < I B A N _ D o c u m e n t H e a d e r   E l e m e n t T y p e = " C o l u m n "   E l e m e n t I d = " 1 0 4 8 2 6 5 4 7 0 "   D a t a T y p e = " C o d e " > I B A N _ D o c u m e n t H e a d e r < / I B A N _ D o c u m e n t H e a d e r > + 
+             < I B A N _ D o c u m e n t H e a d e r C a p t i o n   E l e m e n t T y p e = " C o l u m n "   E l e m e n t I d = " 1 2 1 1 5 0 9 8 5 6 "   D a t a T y p e = " S t r i n g " > I B A N _ D o c u m e n t H e a d e r C a p t i o n < / I B A N _ D o c u m e n t H e a d e r C a p t i o n > + 
+             < L e t t e r N o _ S a l e s A d v L e t t e r E n t r y   E l e m e n t T y p e = " C o l u m n "   E l e m e n t I d = " 1 3 5 2 4 4 1 3 8 8 "   D a t a T y p e = " C o d e " > L e t t e r N o _ S a l e s A d v L e t t e r E n t r y < / L e t t e r N o _ S a l e s A d v L e t t e r E n t r y > + 
+             < O r i g i n a l A d v a n c e V A T D o c u m e n t N o   E l e m e n t T y p e = " C o l u m n "   E l e m e n t I d = " 1 5 6 1 7 2 4 6 2 1 "   D a t a T y p e = " C o d e " > O r i g i n a l A d v a n c e V A T D o c u m e n t N o < / O r i g i n a l A d v a n c e V A T D o c u m e n t N o > + 
+             < O r i g i n a l A d v a n c e V A T D o c u m e n t N o L b l   E l e m e n t T y p e = " C o l u m n "   E l e m e n t I d = " 2 0 0 7 7 4 2 8 4 1 "   D a t a T y p e = " L a b e l " > O r i g i n a l A d v a n c e V A T D o c u m e n t N o L b l < / O r i g i n a l A d v a n c e V A T D o c u m e n t N o L b l > + 
+             < P a g e L b l   E l e m e n t T y p e = " C o l u m n "   E l e m e n t I d = " 2 7 0 2 9 6 3 3 2 "   D a t a T y p e = " L a b e l " > P a g e L b l < / P a g e L b l > + 
+             < P a y m e n t M e t h o d   E l e m e n t T y p e = " C o l u m n "   E l e m e n t I d = " 1 9 4 6 7 2 9 6 9 6 "   D a t a T y p e = " T e x t " > P a y m e n t M e t h o d < / P a y m e n t M e t h o d > + 
+             < P a y m e n t T e r m s   E l e m e n t T y p e = " C o l u m n "   E l e m e n t I d = " 2 1 1 0 2 6 7 6 9 0 "   D a t a T y p e = " T e x t " > P a y m e n t T e r m s < / P a y m e n t T e r m s > + 
+             < R e g i s t r a t i o n N o _ D o c u m e n t H e a d e r   E l e m e n t T y p e = " C o l u m n "   E l e m e n t I d = " 1 1 7 9 8 2 9 3 7 8 "   D a t a T y p e = " T e x t " > R e g i s t r a t i o n N o _ D o c u m e n t H e a d e r < / R e g i s t r a t i o n N o _ D o c u m e n t H e a d e r > + 
+             < R e g i s t r a t i o n N o _ D o c u m e n t H e a d e r C a p t i o n   E l e m e n t T y p e = " C o l u m n "   E l e m e n t I d = " 1 9 7 7 0 2 7 2 0 4 "   D a t a T y p e = " S t r i n g " > R e g i s t r a t i o n N o _ D o c u m e n t H e a d e r C a p t i o n < / R e g i s t r a t i o n N o _ D o c u m e n t H e a d e r C a p t i o n > + 
+             < S a l e s p e r s o n L b l   E l e m e n t T y p e = " C o l u m n "   E l e m e n t I d = " 1 0 7 2 3 2 3 9 5 0 "   D a t a T y p e = " L a b e l " > S a l e s p e r s o n L b l < / S a l e s p e r s o n L b l > + 
+             < T o t a l L b l   E l e m e n t T y p e = " C o l u m n "   E l e m e n t I d = " 2 6 2 6 5 4 8 3 7 "   D a t a T y p e = " L a b e l " > T o t a l L b l < / T o t a l L b l > + 
+             < V A T A m t L b l   E l e m e n t T y p e = " C o l u m n "   E l e m e n t I d = " 1 6 0 4 0 5 0 2 6 8 "   D a t a T y p e = " L a b e l " > V A T A m t L b l < / V A T A m t L b l > + 
+             < V A T B a s e L b l   E l e m e n t T y p e = " C o l u m n "   E l e m e n t I d = " 1 1 1 1 6 4 5 3 1 3 "   D a t a T y p e = " L a b e l " > V A T B a s e L b l < / V A T B a s e L b l > + 
+             < V A T D a t e _ D o c u m e n t H e a d e r C a p t i o n   E l e m e n t T y p e = " C o l u m n "   E l e m e n t I d = " 1 9 3 0 8 3 5 4 7 "   D a t a T y p e = " S t r i n g " > V A T D a t e _ D o c u m e n t H e a d e r C a p t i o n < / V A T D a t e _ D o c u m e n t H e a d e r C a p t i o n > + 
+             < V A T D a t e _ S a l e s A d v L e t t e r E n t r y   E l e m e n t T y p e = " C o l u m n "   E l e m e n t I d = " 9 6 1 6 8 2 0 2 0 "   D a t a T y p e = " S t r i n g " > V A T D a t e _ S a l e s A d v L e t t e r E n t r y < / V A T D a t e _ S a l e s A d v L e t t e r E n t r y > + 
+             < V A T I d e n t L b l   E l e m e n t T y p e = " C o l u m n "   E l e m e n t I d = " 1 5 2 5 6 7 0 4 5 0 "   D a t a T y p e = " L a b e l " > V A T I d e n t L b l < / V A T I d e n t L b l > + 
+             < V A T L b l   E l e m e n t T y p e = " C o l u m n "   E l e m e n t I d = " 4 7 0 2 7 2 7 4 8 "   D a t a T y p e = " L a b e l " > V A T L b l < / V A T L b l > + 
+             < V A T P e r c e n t L b l   E l e m e n t T y p e = " C o l u m n "   E l e m e n t I d = " 1 0 4 5 5 6 5 8 6 5 "   D a t a T y p e = " L a b e l " > V A T P e r c e n t L b l < / V A T P e r c e n t L b l > + 
+             < V A T R e g i s t r a t i o n N o _ D o c u m e n t H e a d e r   E l e m e n t T y p e = " C o l u m n "   E l e m e n t I d = " 1 8 6 8 8 4 7 6 9 "   D a t a T y p e = " T e x t " > V A T R e g i s t r a t i o n N o _ D o c u m e n t H e a d e r < / V A T R e g i s t r a t i o n N o _ D o c u m e n t H e a d e r > + 
+             < V A T R e g i s t r a t i o n N o _ D o c u m e n t H e a d e r C a p t i o n   E l e m e n t T y p e = " C o l u m n "   E l e m e n t I d = " 4 5 5 0 0 2 1 5 "   D a t a T y p e = " S t r i n g " > V A T R e g i s t r a t i o n N o _ D o c u m e n t H e a d e r C a p t i o n < / V A T R e g i s t r a t i o n N o _ D o c u m e n t H e a d e r C a p t i o n > + 
+             < V e n d o r L b l   E l e m e n t T y p e = " C o l u m n "   E l e m e n t I d = " 6 6 2 2 7 1 2 6 1 "   D a t a T y p e = " L a b e l " > V e n d o r L b l < / V e n d o r L b l > + 
+             < C o p y L o o p   E l e m e n t T y p e = " D a t a I t e m "   E l e m e n t I d = " 1 0 1 5 9 5 0 9 7 2 " > + 
+                 < C o p y N o   E l e m e n t T y p e = " C o l u m n "   E l e m e n t I d = " 2 0 1 3 9 5 7 4 0 1 "   D a t a T y p e = " I n t e g e r " > C o p y N o < / C o p y N o > + 
+                 < S a l e s p e r s o n _ P u r c h a s e r   E l e m e n t T y p e = " D a t a I t e m "   E l e m e n t I d = " 7 1 5 0 0 7 1 9 8 " > + 
+                     < E M a i l _ S a l e s p e r s o n P u r c h a s e r   E l e m e n t T y p e = " C o l u m n "   E l e m e n t I d = " 7 2 2 1 1 3 7 3 4 "   D a t a T y p e = " T e x t " > E M a i l _ S a l e s p e r s o n P u r c h a s e r < / E M a i l _ S a l e s p e r s o n P u r c h a s e r > + 
+                     < N a m e _ S a l e s p e r s o n P u r c h a s e r   E l e m e n t T y p e = " C o l u m n "   E l e m e n t I d = " 5 1 1 2 8 2 4 6 3 "   D a t a T y p e = " T e x t " > N a m e _ S a l e s p e r s o n P u r c h a s e r < / N a m e _ S a l e s p e r s o n P u r c h a s e r > + 
+                     < P h o n e N o _ S a l e s p e r s o n P u r c h a s e r   E l e m e n t T y p e = " C o l u m n "   E l e m e n t I d = " 1 0 0 7 9 9 9 9 4 1 "   D a t a T y p e = " T e x t " > P h o n e N o _ S a l e s p e r s o n P u r c h a s e r < / P h o n e N o _ S a l e s p e r s o n P u r c h a s e r >   
                  < / S a l e s p e r s o n _ P u r c h a s e r >   
-                 < V A T _ E n t r y   / > - 
-                 < V A T C o u n t e r > - 
-                     < F o r m a t t e d _ V A T A m t L i n e V A T A m t > F o r m a t t e d _ V A T A m t L i n e V A T A m t < / F o r m a t t e d _ V A T A m t L i n e V A T A m t > - 
-                     < F o r m a t t e d _ V A T A m t L i n e V A T A m t L C Y > F o r m a t t e d _ V A T A m t L i n e V A T A m t L C Y < / F o r m a t t e d _ V A T A m t L i n e V A T A m t L C Y > - 
-                     < F o r m a t t e d _ V A T A m t L i n e V A T B a s e > F o r m a t t e d _ V A T A m t L i n e V A T B a s e < / F o r m a t t e d _ V A T A m t L i n e V A T B a s e > - 
-                     < F o r m a t t e d _ V A T A m t L i n e V A T B a s e L C Y > F o r m a t t e d _ V A T A m t L i n e V A T B a s e L C Y < / F o r m a t t e d _ V A T A m t L i n e V A T B a s e L C Y > - 
-                     < V A T A m t L i n e V A T A m t > V A T A m t L i n e V A T A m t < / V A T A m t L i n e V A T A m t > - 
-                     < V A T A m t L i n e V A T A m t L C Y > V A T A m t L i n e V A T A m t L C Y < / V A T A m t L i n e V A T A m t L C Y > - 
-                     < V A T A m t L i n e V A T B a s e > V A T A m t L i n e V A T B a s e < / V A T A m t L i n e V A T B a s e > - 
-                     < V A T A m t L i n e V A T B a s e L C Y > V A T A m t L i n e V A T B a s e L C Y < / V A T A m t L i n e V A T B a s e L C Y > - 
-                     < V A T A m t L i n e V A T I d e n t i f i e r > V A T A m t L i n e V A T I d e n t i f i e r < / V A T A m t L i n e V A T I d e n t i f i e r > - 
-                     < V A T A m t L i n e V A T P e r > V A T A m t L i n e V A T P e r < / V A T A m t L i n e V A T P e r > +                 < V A T _ E n t r y   E l e m e n t T y p e = " D a t a I t e m "   E l e m e n t I d = " 6 3 9 1 9 7 4 3 5 "   / > + 
+                 < V A T C o u n t e r   E l e m e n t T y p e = " D a t a I t e m "   E l e m e n t I d = " 5 5 7 1 2 6 5 0 6 " > + 
+                     < F o r m a t t e d _ V A T A m t L i n e V A T A m t   E l e m e n t T y p e = " C o l u m n "   E l e m e n t I d = " 6 1 9 5 7 9 7 7 4 "   D a t a T y p e = " S t r i n g " > F o r m a t t e d _ V A T A m t L i n e V A T A m t < / F o r m a t t e d _ V A T A m t L i n e V A T A m t > + 
+                     < F o r m a t t e d _ V A T A m t L i n e V A T A m t L C Y   E l e m e n t T y p e = " C o l u m n "   E l e m e n t I d = " 1 2 8 1 6 6 1 2 5 2 "   D a t a T y p e = " S t r i n g " > F o r m a t t e d _ V A T A m t L i n e V A T A m t L C Y < / F o r m a t t e d _ V A T A m t L i n e V A T A m t L C Y > + 
+                     < F o r m a t t e d _ V A T A m t L i n e V A T B a s e   E l e m e n t T y p e = " C o l u m n "   E l e m e n t I d = " 4 1 6 5 5 1 4 9 5 "   D a t a T y p e = " S t r i n g " > F o r m a t t e d _ V A T A m t L i n e V A T B a s e < / F o r m a t t e d _ V A T A m t L i n e V A T B a s e > + 
+                     < F o r m a t t e d _ V A T A m t L i n e V A T B a s e L C Y   E l e m e n t T y p e = " C o l u m n "   E l e m e n t I d = " 4 4 4 6 2 6 2 3 9 "   D a t a T y p e = " S t r i n g " > F o r m a t t e d _ V A T A m t L i n e V A T B a s e L C Y < / F o r m a t t e d _ V A T A m t L i n e V A T B a s e L C Y > + 
+                     < V A T A m t L i n e V A T A m t   E l e m e n t T y p e = " C o l u m n "   E l e m e n t I d = " 8 4 9 9 7 4 3 4 1 "   D a t a T y p e = " D e c i m a l " > V A T A m t L i n e V A T A m t < / V A T A m t L i n e V A T A m t > + 
+                     < V A T A m t L i n e V A T A m t L C Y   E l e m e n t T y p e = " C o l u m n "   E l e m e n t I d = " 2 3 2 7 4 9 5 0 7 "   D a t a T y p e = " D e c i m a l " > V A T A m t L i n e V A T A m t L C Y < / V A T A m t L i n e V A T A m t L C Y > + 
+                     < V A T A m t L i n e V A T B a s e   E l e m e n t T y p e = " C o l u m n "   E l e m e n t I d = " 1 4 1 9 8 1 6 2 1 8 "   D a t a T y p e = " D e c i m a l " > V A T A m t L i n e V A T B a s e < / V A T A m t L i n e V A T B a s e > + 
+                     < V A T A m t L i n e V A T B a s e L C Y   E l e m e n t T y p e = " C o l u m n "   E l e m e n t I d = " 4 1 3 5 6 8 0 5 6 "   D a t a T y p e = " D e c i m a l " > V A T A m t L i n e V A T B a s e L C Y < / V A T A m t L i n e V A T B a s e L C Y > + 
+                     < V A T A m t L i n e V A T I d e n t i f i e r   E l e m e n t T y p e = " C o l u m n "   E l e m e n t I d = " 4 6 1 3 9 9 7 9 2 "   D a t a T y p e = " C o d e " > V A T A m t L i n e V A T I d e n t i f i e r < / V A T A m t L i n e V A T I d e n t i f i e r > + 
+                     < V A T A m t L i n e V A T P e r   E l e m e n t T y p e = " C o l u m n "   E l e m e n t I d = " 1 1 8 5 5 2 1 3 0 0 "   D a t a T y p e = " D e c i m a l " > V A T A m t L i n e V A T P e r < / V A T A m t L i n e V A T P e r >   
                  < / V A T C o u n t e r >   
-                 < U s e r _ S e t u p > - 
-                     < E m p l o y e e > - 
-                         < C o m p a n y E M a i l _ E m p l o y e e > C o m p a n y E M a i l _ E m p l o y e e < / C o m p a n y E M a i l _ E m p l o y e e > - 
-                         < F u l l N a m e _ E m p l o y e e > F u l l N a m e _ E m p l o y e e < / F u l l N a m e _ E m p l o y e e > - 
-                         < P h o n e N o _ E m p l o y e e > P h o n e N o _ E m p l o y e e < / P h o n e N o _ E m p l o y e e > +                 < U s e r _ S e t u p   E l e m e n t T y p e = " D a t a I t e m "   E l e m e n t I d = " 2 0 5 4 0 1 9 0 0 " > + 
+                     < E m p l o y e e   E l e m e n t T y p e = " D a t a I t e m "   E l e m e n t I d = " 6 4 9 0 3 7 5 8 5 " > + 
+                         < C o m p a n y E M a i l _ E m p l o y e e   E l e m e n t T y p e = " C o l u m n "   E l e m e n t I d = " 7 8 0 1 1 2 2 5 1 "   D a t a T y p e = " T e x t " > C o m p a n y E M a i l _ E m p l o y e e < / C o m p a n y E M a i l _ E m p l o y e e > + 
+                         < F u l l N a m e _ E m p l o y e e   E l e m e n t T y p e = " C o l u m n "   E l e m e n t I d = " 1 7 9 9 7 6 8 0 6 0 "   D a t a T y p e = " T e x t " > F u l l N a m e _ E m p l o y e e < / F u l l N a m e _ E m p l o y e e > + 
+                         < P h o n e N o _ E m p l o y e e   E l e m e n t T y p e = " C o l u m n "   E l e m e n t I d = " 1 1 8 5 6 1 9 8 9 "   D a t a T y p e = " T e x t " > P h o n e N o _ E m p l o y e e < / P h o n e N o _ E m p l o y e e >   
                      < / E m p l o y e e >   
